--- a/example_articles/states/Montana/4.states_Montana_Other_publisher.docx
+++ b/example_articles/states/Montana/4.states_Montana_Other_publisher.docx
@@ -29,17 +29,17 @@
     </w:p>
     <w:p>
       <w:r>
-        <w:t>Source File: Other publishers/Files (500) (29).DOCX</w:t>
+        <w:t>Source file: Other publishers/Files (500) (29).DOCX</w:t>
       </w:r>
     </w:p>
     <w:p>
       <w:r>
-        <w:t>Raw locations result: ['Montana']</w:t>
+        <w:t>Raw locations result, 'locations': ['Montana']</w:t>
       </w:r>
     </w:p>
     <w:p>
       <w:r>
-        <w:t>states_stand_flat (Standardized): Montana</w:t>
+        <w:t>Standardized locations result, 'states_stand_flat': Montana</w:t>
       </w:r>
     </w:p>
     <w:p>

--- a/example_articles/states/Montana/4.states_Montana_Other_publisher.docx
+++ b/example_articles/states/Montana/4.states_Montana_Other_publisher.docx
@@ -7,9 +7,7 @@
         <w:pStyle w:val="Heading1"/>
       </w:pPr>
       <w:r>
-        <w:t>Old values for a new millennium;</w:t>
-        <w:br/>
-        <w:t>Five years after the dot-com bubble burst, old-line firms - those with products and earnings - are doing just fine.</w:t>
+        <w:t>DAMMED IF THEY DO, DAMMED IF THEY DON'T</w:t>
       </w:r>
     </w:p>
     <w:p>
@@ -19,17 +17,17 @@
     </w:p>
     <w:p>
       <w:r>
-        <w:t>Date: 2005-01-02</w:t>
+        <w:t>Date: 2001-10-22</w:t>
       </w:r>
     </w:p>
     <w:p>
       <w:r>
-        <w:t>Section: BUSINESS; Pg. 1D</w:t>
+        <w:t>Section: SCIENCE, TECHNOLOGY AND MEDICINE,</w:t>
       </w:r>
     </w:p>
     <w:p>
       <w:r>
-        <w:t>Source file: Other publishers/Files (500) (29).DOCX</w:t>
+        <w:t>Source file: Other publishers/Files (500) (22).DOCX</w:t>
       </w:r>
     </w:p>
     <w:p>
@@ -51,235 +49,51 @@
     </w:p>
     <w:p>
       <w:r>
-        <w:t>Halfway through the first decade of a new millenium marked by terror, recession and war, Minnesota's biggest companies are getting along quite nicely.</w:t>
+        <w:t>Behind a dam that's pushing a century in age and below a calm surface where locals canoe and fish for pike lies enough mud contaminated with toxic metals to cover an NFL stadium and then some.</w:t>
         <w:br/>
-        <w:t xml:space="preserve">     The go-go companies that comprise the Nasdaq, meanwhile, are stuck in the 1990s.</w:t>
+        <w:t xml:space="preserve"> Downstream from the dam is Missoula, Montana's second-largest city.</w:t>
         <w:br/>
-        <w:t xml:space="preserve">     Recall early 2000, when many investors were hailing the millenium and the dawn of the "it-changes-everything" Internet boom? Remember how they marveled at the stock potential of Pets.com and Yournamehere.com, despite no apparent plan for earnings at many dot-coms?</w:t>
+        <w:t xml:space="preserve"> For environmentalists, the choice is clear: Remove the sediment, tear down the dam, return the confluence of the Blackfoot and Clark Fork rivers to its natural state.</w:t>
         <w:br/>
-        <w:t xml:space="preserve">     Investor euphoria drove the Nasdaq market toward a breathtaking 5,000. Meanwhile, "old economy" companies - those that actually make and sell for a profit things that people buy, like many that dominate the Bloomberg Star Tribune 100 Index - were dismissed by many investors.</w:t>
+        <w:t xml:space="preserve"> For others, the decision is not so easy. Removing a dam that restrains 6.6 million cubic yards of sediment contaminated with arsenic, copper, lead and other metals is fraught with peril.</w:t>
         <w:br/>
-        <w:t xml:space="preserve">   Are you sorry now that you bought Net Perceptions instead of Toro?</w:t>
+        <w:t>The dam and its Milltown Reservoir are the terminus of the nation's largest Superfund environmental cleanup site, the resting place for decades worth of mine waste that washed 120 miles down the Clark Fork River from Butte and Anaconda.</w:t>
         <w:br/>
-        <w:t xml:space="preserve">     At Toro, the innovative manufacturer of turf- and snow-related equipment, the annualized total return is up 35.6 percent since 2000. It is a key reason that the Star Tribune's index of Minnesota's 100 largest public companies, ranked by revenue, has bested the national stock indexes over the past five years.</w:t>
+        <w:t xml:space="preserve"> What to do with the contaminated sediment, and the dam that holds it all back, has become the focus of a growing debate between environmentalists and business.</w:t>
         <w:br/>
-        <w:t xml:space="preserve">     The Bloomberg Star Tribune 100 has posted a total return, including dividends, of 59 percent since Jan. 1, 2000.</w:t>
+        <w:t xml:space="preserve"> For long-term river health, removing the sediment and the dam is "absolutely the right thing to do," said Tracy Stone-Manning, executive director of the Clark Fork Coalition, an environmental group.</w:t>
         <w:br/>
-        <w:t xml:space="preserve">     The Nasdaq's total return for the period fell 46 percent. The Nasdaq, which is heavy with technology stocks, was heading for the stratosphere in 1999-2000. As it turned out, that was the peak of the tech market bubble, which burst in the first quarter of 2000.</w:t>
+        <w:t xml:space="preserve"> "The confluence of two rivers behind an aging dam is a terrible place for millions of yards of toxic waste," she said.</w:t>
         <w:br/>
-        <w:t xml:space="preserve">     "Most of the Minnesota stocks were out of favor five years ago," said George Mairs, 76, chairman of Mairs &amp; Power Funds of St. Paul and whose Minnesota-oriented growth fund is up about 60 percent since 2000. "Most of the companies in our fund were neglected."</w:t>
+        <w:t xml:space="preserve"> But Atlantic Richfield Co. says that what the Coalition advocates poses great environmental risk. Atlantic Richfield, or Arco, is responsible for cleaning up the mess at Milltown.</w:t>
         <w:br/>
-        <w:t xml:space="preserve">     Five years ago, established technology companies such as Cisco, Intel and Microsoft were trading at huge multiples of projected earnings, based on their pole positions amid what seemed to be the unlimited potential of the "Digital Age."</w:t>
+        <w:t xml:space="preserve"> The Environmental Protection Agency, which has been studying Milltown's contamination problem for a decade, is expected to decide what to do about sediment next spring.</w:t>
         <w:br/>
-        <w:t xml:space="preserve">     Five years later, the S&amp;P 500, which was trading around 30 times earnings in 2000, has yet to recover from its 2001-02 plunge, returning a minus 11 percent over the past five years.</w:t>
+        <w:t xml:space="preserve"> Proposed solutions include a $20 million plan to upgrade and strengthen the dam, built in 1907, and leave the sediment behind it untouched. Arco, which became responsible for the cleanup when it purchased the former Anaconda Co. in 1977, supports that proposal. In Milltown, the small working-class community of modest homes set just above the dam, support for keeping the dam in place runs high.</w:t>
         <w:br/>
-        <w:t xml:space="preserve">     In 1999 and early 2000, investors had all but abandoned the likes of 3M Co., Toro, Graco, Patterson Dental, among other solid but stodgy Minnesota performers.</w:t>
+        <w:t xml:space="preserve"> A second option, which has won support of community leaders downstream in Missoula, is a $120 million plan to remove the sediment and tear down the dam. Some envision the confluence of the two rivers one day returning to its wild glory, full of challenging rapids for kayakers and rafters.</w:t>
         <w:br/>
-        <w:t xml:space="preserve">     The "smart money" was betting that technology would push the annual growth rates of Internet and high-tech companies to 40 percent or more. Thus, companies such as Cisco, Intel and Amazon.com were trading at 50 or more times projected earnings.</w:t>
+        <w:t xml:space="preserve"> Either way, Arco gets the cleanup bill.</w:t>
         <w:br/>
-        <w:t xml:space="preserve">     Meanwhile, the Toros, Gracos and Donaldsons, which consistently turn out earnings increases of 10 to 20 percent, were trading at less than 10 times current-year earnings.</w:t>
+        <w:t xml:space="preserve"> The contaminated mud, 30 feet deep in places, poses no immediate danger to those who use the reservoir, said Russ Forba, head of EPA's Milltown work. Nor does the mud, as long as it sits at the bottom of the reservoir, pose an immediate danger to fish or wildlife.</w:t>
         <w:br/>
-        <w:t xml:space="preserve">     "Five years ago, investors were in such a competitive panic to own high-technology Internet stocks that they sold everything else," said Rick Rinkoff, research director at Craig-Hallum, which researches stocks for institutional investors. "Thus we started the period just when non-tech stocks had become extraordinarily cheap. Minnesota has a lot more industrial, consumer and health care stocks than high tech stocks and was in a great position to significantly outperform."</w:t>
+        <w:t xml:space="preserve"> Problems arise when the sediment is disturbed.</w:t>
         <w:br/>
-        <w:t xml:space="preserve">     The Russell 2000 index of stocks, which includes many small companies with market values of less than $1 billion, is up 17 percent in 2004. The Russell 2000 is probably a close approximation of the Star Tribune index, which includes mostly smaller public companies.</w:t>
+        <w:t xml:space="preserve"> In 1996, ice running downstream toward the reservoir scoured the river bottom, stirring contaminated sediment. The emergency release of water to stall ice approaching the dam flushed some of that sediment downstream.</w:t>
         <w:br/>
-        <w:t xml:space="preserve">     The Minnesota companies handily beat the Russell 2000. And more than two-thirds of the state's largest companies have provided positive annual returns to shareholders over the past five years.</w:t>
+        <w:t xml:space="preserve"> Health officials said copper concentrations in the water exploded. Surveys showed steep declines in rainbow and brown trout populations, although explanations for those declines vary.</w:t>
         <w:br/>
-        <w:t xml:space="preserve">     What we learned again during this painful period was the lesson of stock-market gravity. The prices of high fliers, no matter what investment bankers and stock peddlers tout, eventually flame out without evidence of sustainable and growing earnings.</w:t>
+        <w:t xml:space="preserve"> Arco maintains trying to remove the sediment and the dam could cause similar problems, leading to more harm than good.</w:t>
         <w:br/>
-        <w:t xml:space="preserve">     And even big, solid franchises like General Electric and Honeywell International, which were trading off the charts five years ago amid merger euphoria, cannot sustain 20 percent-plus earnings growth without financial engineering that can eventually hurt long-term shareholders or get management in trouble, or both.</w:t>
+        <w:t xml:space="preserve"> "Right now the sediment is environmentally stable," said Sandy Stash, vice president for Arco Environmental Remediation. "Once you're in there mucking around with it, we have a great deal of concern about the downstream river."</w:t>
         <w:br/>
-        <w:t xml:space="preserve">     Shares of both stocks had fallen by half by January 2003. They have since rebounded somewhat amid solid earnings expectations.</w:t>
+        <w:t xml:space="preserve"> The EPA's Forba figures it would take seven years to dredge the sediment behind the dam.</w:t>
         <w:br/>
-        <w:t xml:space="preserve">     Top picks</w:t>
+        <w:t xml:space="preserve"> In a report released Aug. 13, the U.S. Army Corps of Engineers said that without precautions, copper in the Clark Fork could exceed state water standards 19 percent of the time during dredging. Already, the limit is exceeded 17 percent of the time. The corps said concentrations of cadmium, zinc and arsenic would remain below allowable levels.</w:t>
         <w:br/>
-        <w:t xml:space="preserve">     The best Minnesota stocks to own over the past year have been a mixed bag of rebounders and solid performers.</w:t>
+        <w:t xml:space="preserve"> Stone-Manning said the options for dealing with the sediment are "a permanent solution or the Band-Aid approaches." She contends Arco simply wants to do what costs the least.</w:t>
         <w:br/>
-        <w:t xml:space="preserve">     For example, Metris, the restructured credit-card issuer that narrowly averted bad debt-related failure in 2003, rose in price by nearly 200 percent in 2004, aided by takeover speculation. Still, the company is way off its lofty price of 2000, when former management was predicting it would dodge a recession among its working-class customers.</w:t>
-        <w:br/>
-        <w:t xml:space="preserve">     "Stock prices follow earnings growth, and many Minnesota companies are earning more money today than anyone could have dreamed back in 1999," Rinkoff said. "Whether it's companies coming back from the dead, such as Select Comfort, Sportsman Guide or Famous Dave's, or established companies executing superbly, such as Polaris, Graco, Toro, Alliant Techsystems and UnitedHealth Group, investors have taken notice of our local companies."</w:t>
-        <w:br/>
-        <w:t xml:space="preserve">     The best companies to own over the past five years and their total returns include Sportsman's Guide, 55 percent; Stratasys, which makes low-cost, 3D duplicators for consumer and industrial product designers, 47 percent; Nash Finch, the born-again food wholesaler, 46 percent; UnitedHealth, the fast-growing health insurer, 46 percent; medical product makers St. Jude, 41 percent; American Medical Systems, 36 percent since Aug. 10, 2000; rejuvenated restaurateur Famous Dave's, 44 percent; high-tech mattress maker Select Comfort, 35 percent; consistently good-to-great Toro, 36 percent; Polaris, 33 percent; Graco, the global maker of fluid-handling equipment, 32 percent, and Patterson, the quiet giant manufacturer and distributor of dental supplies that has expanded successfully into the veterinary-supply market over the past three years, 33 percent.</w:t>
-        <w:br/>
-        <w:t xml:space="preserve">     About one-third of the 96 companies that have been around for five years have delivered 20 percent-or-better total returns to shareholders, including manufacturers Pentair, Fastenal of Winona and ASV of Grand Rapids; banker TCF Financial and munitions maker Alliant Techsystems.</w:t>
-        <w:br/>
-        <w:t xml:space="preserve">     Above average</w:t>
-        <w:br/>
-        <w:t xml:space="preserve">     Mairs, one of the country's top stock pickers of the past half-century, believes that the state's relatively high taxes and investments in education and workforce training have resulted in many cut-above managements and great workers who consistently deliver better products and higher productivity than many competitors.</w:t>
-        <w:br/>
-        <w:t xml:space="preserve">     "The companies only interested in low costs already have moved to Mississippi or Alabama," Mairs quipped. "We are knowledge-based - not resource-based. We're not the cheapest. But these companies produce excellent products. That's how Toro and Graco do it."</w:t>
-        <w:br/>
-        <w:t xml:space="preserve">     David Joy, market strategist at American Express Financial Advisors, noted that about 70 of the ST100 stocks are worth $2 billion in market value or less, and that small-cap stocks have outperformed the big-cap indexes for several years.</w:t>
-        <w:br/>
-        <w:t xml:space="preserve">     "In addition, the [ST100] index is by no means dominated by technology names, giving it a second advantage versus the Nasdaq," Joy said. The ST100 also is price-weighted, not size-weighted. That means it's easier for a big move in a small Minnesota stock to boost the entire index, Joy noted.</w:t>
-        <w:br/>
-        <w:t xml:space="preserve">     Can Minnesota companies continue to whup the big indexes?</w:t>
-        <w:br/>
-        <w:t xml:space="preserve">     Maybe. But don't expect to see such decisive margins.</w:t>
-        <w:br/>
-        <w:t xml:space="preserve">     "We have some splendid companies here," Mairs said. "But they are no longer such a bargain."</w:t>
-        <w:br/>
-        <w:t xml:space="preserve">     The writers can be reached at nstanthony@startribune.com and pkennedy@startribune.com.   </w:t>
-        <w:br/>
-        <w:t>Pets.com</w:t>
-        <w:br/>
-        <w:t>Headquarters: San Francisco</w:t>
-        <w:br/>
-        <w:t xml:space="preserve">     Founded: February 1999</w:t>
-        <w:br/>
-        <w:t xml:space="preserve">     Private financing: $90 million between April and December 1999</w:t>
-        <w:br/>
-        <w:t xml:space="preserve">     IPO: Feb. 10, 2000, raised $88.5 million; seeks buyer in July 2000</w:t>
-        <w:br/>
-        <w:t xml:space="preserve">     Nov. 7, 2000: Board decides to wind down operations.</w:t>
-        <w:br/>
-        <w:t xml:space="preserve">     Nov. 10, 2000: The company shuts down Web store.</w:t>
-        <w:br/>
-        <w:t xml:space="preserve">     Jan. 16, 2001: Shareholders approve complete liquidation and dissolution of company. Officers and directors resign.</w:t>
-        <w:br/>
-        <w:t xml:space="preserve">     Jan. 18, 2001: Stock delisted.</w:t>
-        <w:br/>
-        <w:t xml:space="preserve">     Employees: 320 in November 2000</w:t>
-        <w:br/>
-        <w:t xml:space="preserve">     Employees: 0 on Jan. 16, 2001</w:t>
-        <w:br/>
-        <w:t>.</w:t>
-        <w:br/>
-        <w:t xml:space="preserve">     Year    Revenue          Net loss</w:t>
-        <w:br/>
-        <w:t xml:space="preserve">     2000    $25.8 million    $84.9 million</w:t>
-        <w:br/>
-        <w:t xml:space="preserve">     2001    $0</w:t>
-        <w:br/>
-        <w:t>.</w:t>
-        <w:br/>
-        <w:t>Toro</w:t>
-        <w:br/>
-        <w:t xml:space="preserve">     Headquarters: Bloomington</w:t>
-        <w:br/>
-        <w:t xml:space="preserve">     Founded: 1914</w:t>
-        <w:br/>
-        <w:t xml:space="preserve">     1935: Introduces the first power mower for homeowners.</w:t>
-        <w:br/>
-        <w:t xml:space="preserve">     1951: Introduces the first snowthrower.</w:t>
-        <w:br/>
-        <w:t xml:space="preserve">     1978: Starts trading on the New York Stock Exchange.</w:t>
-        <w:br/>
-        <w:t xml:space="preserve">     1997: $1 billion in annual sales.</w:t>
-        <w:br/>
-        <w:t xml:space="preserve">     Feb. 10, 2000: On the date of Pets.com IPO, Toro trades at $15.72</w:t>
-        <w:br/>
-        <w:t xml:space="preserve">     Nov. 7, 2000: The date Pets.com shuts down, Toro trades at $17.75.</w:t>
-        <w:br/>
-        <w:t xml:space="preserve">     Employees: 4,673 in October 1999</w:t>
-        <w:br/>
-        <w:t xml:space="preserve">     Employees: 4,751 in October 2000</w:t>
-        <w:br/>
-        <w:t xml:space="preserve">     Employees: 4,984 in October 2001</w:t>
-        <w:br/>
-        <w:t>.</w:t>
-        <w:br/>
-        <w:t xml:space="preserve">     Year    Revenue          Net income</w:t>
-        <w:br/>
-        <w:t xml:space="preserve">     1999    $1.28 billion    $35.1 million</w:t>
-        <w:br/>
-        <w:t xml:space="preserve">     2000    $1.34 billion    $45.3 million</w:t>
-        <w:br/>
-        <w:t xml:space="preserve">     2001    $1.35 billion    $50.4 million</w:t>
-        <w:br/>
-        <w:t>.</w:t>
-        <w:br/>
-        <w:t>Short-term gain and long-term pain</w:t>
-        <w:br/>
-        <w:t xml:space="preserve">     Four Minnesota-based companies posted total returns greater than 125 percent in 2004, as the stock markets gained ground for a second consecutive year. Three companies - Famous Dave's of America Inc., American Medical Systems Holdings and MTS Systems Corp. - ranked in the top 10 in total returns both in 2004 and during the five-year period dating back to Dec. 31, 1999. Other companies weren't able to sustain such momentum, losing ground over the past five years.</w:t>
-        <w:br/>
-        <w:t>.</w:t>
-        <w:br/>
-        <w:t xml:space="preserve">                     Total annual returns</w:t>
-        <w:br/>
-        <w:t>Largest one-year gains              Largest five-year declines</w:t>
-        <w:br/>
-        <w:t>Dec. 31, 2003=0                     Dec. 31, 1999=0</w:t>
-        <w:br/>
-        <w:t xml:space="preserve"> 1. Navarre Corp.           183.7% 1. Velocity Express Corp.            -62.9%</w:t>
-        <w:br/>
-        <w:t xml:space="preserve"> 2. Metris Companies Inc.   187.2   2. Rural Cellular Corp. (class A)    -41.4</w:t>
-        <w:br/>
-        <w:t xml:space="preserve"> 3. Famous Dave's of        174.2   3. Retek Inc.                        -39.4</w:t>
-        <w:br/>
-        <w:t xml:space="preserve">    America Inc.</w:t>
-        <w:br/>
-        <w:t xml:space="preserve"> 4. Medtox Scientific Inc. 126.9   4. Pemstar Inc.#                     -33.6</w:t>
-        <w:br/>
-        <w:t xml:space="preserve"> 5. American Medical         91.6   5. ADC Telecommunications            -31.8</w:t>
-        <w:br/>
-        <w:t xml:space="preserve">    Systems Holdings</w:t>
-        <w:br/>
-        <w:t xml:space="preserve"> 6. Pentair Inc.             90.6   6. Datalink Corp.                    -31.3</w:t>
-        <w:br/>
-        <w:t xml:space="preserve"> 7. Digital River Inc.       88.3   7. Zomax Inc.                        -28.9</w:t>
-        <w:br/>
-        <w:t xml:space="preserve"> 8. Lifecore Biomedical Inc. 87.0   8. Stellent Inc.                     -24.9</w:t>
-        <w:br/>
-        <w:t xml:space="preserve"> 9. Digi Int'l Inc.          79.1   9. ValueVision Media Inc. (Class A) -24.6</w:t>
-        <w:br/>
-        <w:t>10. MTS Systems              75.8 10. Computer Network Technology Corp. -20.9</w:t>
-        <w:br/>
-        <w:t>.</w:t>
-        <w:br/>
-        <w:t>#Return from 8/7/2000 to 12/31/2004</w:t>
-        <w:br/>
-        <w:t>Source: Bloomberg News</w:t>
-        <w:br/>
-        <w:t>Homegrown success</w:t>
-        <w:br/>
-        <w:t>The Bloomberg Star Tribune 100 index, which tracks Minnesota's largest publicly traded companies, has outperformed its peers since 2000, and has climbed steadily since March 2003. Leading the gainers is Sportsman's Guide Inc., a South St. Paul-based catalog and Internet retailer that has returned 55.1 percent in five years.</w:t>
-        <w:br/>
-        <w:t>.</w:t>
-        <w:br/>
-        <w:t>Comparative total returns</w:t>
-        <w:br/>
-        <w:t>Dec. 31, 1999=0               Dec. 24</w:t>
-        <w:br/>
-        <w:t>Bloomberg Star Tribune 100      59.5%</w:t>
-        <w:br/>
-        <w:t>Russell 2000                    37.6%</w:t>
-        <w:br/>
-        <w:t>S&amp;P 500                        -11.2%</w:t>
-        <w:br/>
-        <w:t>Nasdaq composite               -45.9%</w:t>
-        <w:br/>
-        <w:t>Source: Bloomberg News</w:t>
-        <w:br/>
-        <w:t>(See microfilm for complete chart.)</w:t>
-        <w:br/>
-        <w:t>5-year total annual return</w:t>
-        <w:br/>
-        <w:t>Dec. 31, 1999=0</w:t>
-        <w:br/>
-        <w:t xml:space="preserve"> 1. Sportsman's Guide Inc.           55.1%</w:t>
-        <w:br/>
-        <w:t xml:space="preserve"> 2. Stratasys Inc.                   47.3</w:t>
-        <w:br/>
-        <w:t xml:space="preserve"> 3. Nash Finch Co.                   46.3</w:t>
-        <w:br/>
-        <w:t xml:space="preserve"> 4. UnitedHealth Group. Inc.         46.0</w:t>
-        <w:br/>
-        <w:t xml:space="preserve"> 5. Famous Dave's of America Inc.    44.3</w:t>
-        <w:br/>
-        <w:t xml:space="preserve"> 6. St. Jude Medical                 40.4</w:t>
-        <w:br/>
-        <w:t xml:space="preserve"> 7. MTS Systems Corp.                37.1</w:t>
-        <w:br/>
-        <w:t xml:space="preserve"> 8. MGI Pharma Inc.                  36.2</w:t>
-        <w:br/>
-        <w:t xml:space="preserve"> 8. American Medical Systems Corp.# 35.5</w:t>
-        <w:br/>
-        <w:t>10. Toro Co.                         35.4</w:t>
-        <w:br/>
-        <w:t>#Return from 8/10/2000 to 12/31/2004</w:t>
-        <w:br/>
-        <w:t>.</w:t>
+        <w:t xml:space="preserve"> "We have spent $750 million in Montana in the last 10 years," Stash countered. "We're way past 'less expensive.' "</w:t>
         <w:br/>
         <w:br/>
         <w:t>Graphic</w:t>
@@ -287,7 +101,7 @@
         <w:br/>
         <w:t xml:space="preserve"> </w:t>
         <w:br/>
-        <w:t>CHART; PHOTO</w:t>
+        <w:t>PHOTO: John Locher/Associated Press: The Milltown Dam holds back 6.6 million cubic yards of contaminated sediment from mining operations. The sediment poses no risk if left undisturbed, but if churned up substantially raises the levels of toxic metals in the Clark Fork River.</w:t>
       </w:r>
     </w:p>
     <w:sectPr>

--- a/example_articles/states/Montana/4.states_Montana_Other_publisher.docx
+++ b/example_articles/states/Montana/4.states_Montana_Other_publisher.docx
@@ -7,7 +7,7 @@
         <w:pStyle w:val="Heading1"/>
       </w:pPr>
       <w:r>
-        <w:t>DAMMED IF THEY DO, DAMMED IF THEY DON'T</w:t>
+        <w:t>Not-guilty plea in Letterman kidnap plot</w:t>
       </w:r>
     </w:p>
     <w:p>
@@ -17,17 +17,17 @@
     </w:p>
     <w:p>
       <w:r>
-        <w:t>Date: 2001-10-22</w:t>
+        <w:t>Date: 2005-03-23</w:t>
       </w:r>
     </w:p>
     <w:p>
       <w:r>
-        <w:t>Section: SCIENCE, TECHNOLOGY AND MEDICINE,</w:t>
+        <w:t>Section: FEATURES MAGAZINE; Pg. D02</w:t>
       </w:r>
     </w:p>
     <w:p>
       <w:r>
-        <w:t>Source file: Other publishers/Files (500) (22).DOCX</w:t>
+        <w:t>Source file: Other publishers/Files (500) (27).DOCX</w:t>
       </w:r>
     </w:p>
     <w:p>
@@ -49,51 +49,73 @@
     </w:p>
     <w:p>
       <w:r>
-        <w:t>Behind a dam that's pushing a century in age and below a calm surface where locals canoe and fish for pike lies enough mud contaminated with toxic metals to cover an NFL stadium and then some.</w:t>
+        <w:t>Kelly Frank pleaded not guilty yesterday in a Montana court to plotting to kidnap David Letterman's 16-month-old son and his nanny.</w:t>
         <w:br/>
-        <w:t xml:space="preserve"> Downstream from the dam is Missoula, Montana's second-largest city.</w:t>
+        <w:t>Frank, 43, who was arrested last week on Letterman's ranch in Montana, faces felony charges of solicitation and theft and a misdemeanor charge of obstruction. A painter who had been hired to do work on the Late Show host's ranch, was turned in to authorities by an acquaintance who said Frank had talked about a plot to hold Letterman's son, Harry Joseph, and the child's nanny for $5 mil in ransom.</w:t>
         <w:br/>
-        <w:t xml:space="preserve"> For environmentalists, the choice is clear: Remove the sediment, tear down the dam, return the confluence of the Blackfoot and Clark Fork rivers to its natural state.</w:t>
+        <w:t>Frank's attorney, Jim Hunt, said his client wasn't outlining a plot but was just engaging in a "lighthearted conversation."</w:t>
         <w:br/>
-        <w:t xml:space="preserve"> For others, the decision is not so easy. Removing a dam that restrains 6.6 million cubic yards of sediment contaminated with arsenic, copper, lead and other metals is fraught with peril.</w:t>
+        <w:t>Frank's fiancee, Laurie Johnson, says Frank is being falsely accused by a former friend who also worked at Letterman's ranch and has a "personal vendetta" against Frank.</w:t>
         <w:br/>
-        <w:t>The dam and its Milltown Reservoir are the terminus of the nation's largest Superfund environmental cleanup site, the resting place for decades worth of mine waste that washed 120 miles down the Clark Fork River from Butte and Anaconda.</w:t>
+        <w:t>Frank remains jailed on $650,000 bail pending his next court appearance on April 5.</w:t>
         <w:br/>
-        <w:t xml:space="preserve"> What to do with the contaminated sediment, and the dam that holds it all back, has become the focus of a growing debate between environmentalists and business.</w:t>
+        <w:t>Meanwhile, Letterman began his show Monday with a note of thanks to the authorities who arrested Frank.</w:t>
         <w:br/>
-        <w:t xml:space="preserve"> For long-term river health, removing the sediment and the dam is "absolutely the right thing to do," said Tracy Stone-Manning, executive director of the Clark Fork Coalition, an environmental group.</w:t>
+        <w:t>"Last week my family and I were involved in a little legal activity," he said, "and fortunately everything turned out fine, but I want to just take a second here to thank some people." He went on to single out two FBI agents, the local sheriff, and "the great people of Choteau, Mont.," where his ranch is located.</w:t>
         <w:br/>
-        <w:t xml:space="preserve"> "The confluence of two rivers behind an aging dam is a terrible place for millions of yards of toxic waste," she said.</w:t>
+        <w:t>The Sheens speak out</w:t>
         <w:br/>
-        <w:t xml:space="preserve"> But Atlantic Richfield Co. says that what the Coalition advocates poses great environmental risk. Atlantic Richfield, or Arco, is responsible for cleaning up the mess at Milltown.</w:t>
+        <w:t>* Is the president of the United States about to step in to solve the marital woes between youngsters Charlie Sheen and Denise Richards?</w:t>
         <w:br/>
-        <w:t xml:space="preserve"> The Environmental Protection Agency, which has been studying Milltown's contamination problem for a decade, is expected to decide what to do about sediment next spring.</w:t>
+        <w:t>That would be that fantastically fair-minded president of our collective media psyche, President Josiah Bartlet, also known as Charlie's dad, Martin Sheen. While MSNBC.com's "The Scoop" says Martin is playing diplomat in a bid to reconcile the younger couple, Martin and his wife, Janet Sheen, have released a statement to Entertainment Tonight saying they "have never interfered with our adult children's romantic relationships or marriages."</w:t>
         <w:br/>
-        <w:t xml:space="preserve"> Proposed solutions include a $20 million plan to upgrade and strengthen the dam, built in 1907, and leave the sediment behind it untouched. Arco, which became responsible for the cleanup when it purchased the former Anaconda Co. in 1977, supports that proposal. In Milltown, the small working-class community of modest homes set just above the dam, support for keeping the dam in place runs high.</w:t>
+        <w:t>The Sheens also strike out against the "ruthless and savage attack by the media on Charlie's character," referring to stories that Charlie has supposedly reverted to his younger womanizing and substance-abusing bad-boy ways. They said such speculative reporting was "not only the lowest form of journalism" but "sinks to the level of defamation."</w:t>
         <w:br/>
-        <w:t xml:space="preserve"> A second option, which has won support of community leaders downstream in Missoula, is a $120 million plan to remove the sediment and tear down the dam. Some envision the confluence of the two rivers one day returning to its wild glory, full of challenging rapids for kayakers and rafters.</w:t>
+        <w:t>Third time's the charm</w:t>
         <w:br/>
-        <w:t xml:space="preserve"> Either way, Arco gets the cleanup bill.</w:t>
+        <w:t>* In some funky casting news, Thomas Haden Church has signed to play the bad guy in Spider-Man 3. Church, who first ingratiated himself with viewers as gentle yet truly clueless rube Lowell Mather on the sitcom Wings, was nominated for an Oscar for his role as the pinot noir-swilling, woman-chasing actor Jack in the surprise smash hit, Sideways. So who'll be the character serving as Spidey's evil nemesis in the flick? Director Sam Raimi and the studio are keeping it a secret, though we do have some suggestions: How 'bout PinotMan? Maybe Willie the Wino? Or Gary the Gregarious Gastronome?</w:t>
         <w:br/>
-        <w:t xml:space="preserve"> The contaminated mud, 30 feet deep in places, poses no immediate danger to those who use the reservoir, said Russ Forba, head of EPA's Milltown work. Nor does the mud, as long as it sits at the bottom of the reservoir, pose an immediate danger to fish or wildlife.</w:t>
+        <w:t>Three seems to be the order of the day: Variety reports that another comic-book sequel, X-Men 3, has found itself a director: It'll be Brit Matthew Vaughn, who produced Snatch and made his directorial debut with last year's gangsters-'n'-drugs thriller Layer Cake.</w:t>
         <w:br/>
-        <w:t xml:space="preserve"> Problems arise when the sediment is disturbed.</w:t>
+        <w:t>Ben's new direction</w:t>
         <w:br/>
-        <w:t xml:space="preserve"> In 1996, ice running downstream toward the reservoir scoured the river bottom, stirring contaminated sediment. The emergency release of water to stall ice approaching the dam flushed some of that sediment downstream.</w:t>
+        <w:t>* Bostonian Ben Affleck, whose shiny white teeth are currently on view in the third season of Project Greenlight, now on Bravo, will step behind the camera for his directorial debut with Gone, Baby, Gone, another tale of heartache, betrayal and destruction in Beantown by Mystic River scribe Dennis Lehane. The story examines the no-doubt heartrending (remember Sean Penn's heavenward cry of despair in Mystic?) lives of two private eyes as they scour a working-class neighborhood in search of a kidnapped 4-year-old girl. No word on the cast, except that it probably won't include Ben.</w:t>
         <w:br/>
-        <w:t xml:space="preserve"> Health officials said copper concentrations in the water exploded. Surveys showed steep declines in rainbow and brown trout populations, although explanations for those declines vary.</w:t>
+        <w:t>Punky stork report</w:t>
         <w:br/>
-        <w:t xml:space="preserve"> Arco maintains trying to remove the sediment and the dam could cause similar problems, leading to more harm than good.</w:t>
+        <w:t>* Soleil Moon Frye, 28, adorable former child star of '80s TV staple Punky Brewster, is four months pregnant, People mag reports. The baby will be the first child for Frye and hubby Jason Goldberg, 34, best known as Ashton Kutcher's bestest bud, and the producer for Kutcher's show Punk'd and his flick The Butterfly Effect.</w:t>
         <w:br/>
-        <w:t xml:space="preserve"> "Right now the sediment is environmentally stable," said Sandy Stash, vice president for Arco Environmental Remediation. "Once you're in there mucking around with it, we have a great deal of concern about the downstream river."</w:t>
+        <w:t>More growing pains</w:t>
         <w:br/>
-        <w:t xml:space="preserve"> The EPA's Forba figures it would take seven years to dredge the sediment behind the dam.</w:t>
+        <w:t>* Tracey Gold experienced some serious adult angst this week. According to E!Online, the dimpled Growing Pains star was sentenced to three years' probation, 30 days of county work-release, and 240 hours of community service, and her license was suspended for a year - two months after she pleaded guilty to charges of drunken driving and injuring her family. The DUI arrest stems from a Sept. 3 accident during which the actress' SUV went off a highway, injuring her husband, Roby Marshall, and two of their sons.</w:t>
         <w:br/>
-        <w:t xml:space="preserve"> In a report released Aug. 13, the U.S. Army Corps of Engineers said that without precautions, copper in the Clark Fork could exceed state water standards 19 percent of the time during dredging. Already, the limit is exceeded 17 percent of the time. The corps said concentrations of cadmium, zinc and arsenic would remain below allowable levels.</w:t>
+        <w:t>"I never, ever should have been driving that night, and it was a horrible, horrible, horrible decision," Gold told Larry King in a January interview.</w:t>
         <w:br/>
-        <w:t xml:space="preserve"> Stone-Manning said the options for dealing with the sediment are "a permanent solution or the Band-Aid approaches." She contends Arco simply wants to do what costs the least.</w:t>
+        <w:t>A hulking honor</w:t>
         <w:br/>
-        <w:t xml:space="preserve"> "We have spent $750 million in Montana in the last 10 years," Stash countered. "We're way past 'less expensive.' "</w:t>
+        <w:t>* That venerated sports organization World Wrestling Entertainment has announced that no less a pillar of general dudeness than Sylvester Stallone will be inducting his Rocky III costar, Hulk Hogan (born Terry Gene Bollea), into WWE's Hall of Fame. Sly will do the Hulktastic honors at a ceremony April 2 at the Universal Amphitheatre in LaLaLand. (It'll be shown that night on Spike TV.)</w:t>
+        <w:br/>
+        <w:t>An "Idol" loss</w:t>
+        <w:br/>
+        <w:t>* Harry Keane is fresh out of luck - not to mention the trillions and trillions of dollars he was hoping to get from Fox TV with his claim that the network stole his idea for its biggest hit in history, American Idol.</w:t>
+        <w:br/>
+        <w:t>Back in '03, a federal judge dismissed Keane's case without hearing it and ordered him to pay Fox $130,000 in legal fees. Now an appeals court also has thrown out his case. The Fifth U.S. Circuit Court of Appeals has ruled that Keane doesn't deserve a trial. The court said that since Keane publicized his ideas so widely, even posting them on the Internet, he can't claim he held a trade secret.</w:t>
+        <w:br/>
+        <w:t>But maybe there's a way out for this dude after all: He should pitch Fox a reality show about his travails trying to sue the network. . . .</w:t>
+        <w:br/>
+        <w:t>A "Desperate" baby</w:t>
+        <w:br/>
+        <w:t>* Desperate Housewives actor James Denton's better half is no desperate housewife. Erin O'Brien Denton, wife to the guy who plays a much-objectified hunky widowed neighbor on DH, gave birth to a girl yesterday in Los Angeles. The baby, who weighed in at 7 pounds, 5 ounces, joins the couple's 22-month-old son, Sheppard.</w:t>
+        <w:br/>
+        <w:t xml:space="preserve">Contact "Newsmakers@phillynews.com.  </w:t>
+        <w:br/>
+        <w:t>This column contains information from Inquirer wire services.</w:t>
+        <w:br/>
+        <w:br/>
+        <w:t>Notes</w:t>
+        <w:br/>
+        <w:br/>
+        <w:t>Newsmakers</w:t>
         <w:br/>
         <w:br/>
         <w:t>Graphic</w:t>
@@ -101,7 +123,15 @@
         <w:br/>
         <w:t xml:space="preserve"> </w:t>
         <w:br/>
-        <w:t>PHOTO: John Locher/Associated Press: The Milltown Dam holds back 6.6 million cubic yards of contaminated sediment from mining operations. The sediment poses no risk if left undisturbed, but if churned up substantially raises the levels of toxic metals in the Clark Fork River.</w:t>
+        <w:t>PHOTO;</w:t>
+        <w:br/>
+        <w:t>JAMES GLOVER II, Ventura County Star</w:t>
+        <w:br/>
+        <w:t>Tracey Gold, husband Roby Marshall. (See "More growing pains.")</w:t>
+        <w:br/>
+        <w:t>GARETH FULLER, Associated Press</w:t>
+        <w:br/>
+        <w:t>Sarah Ferguson, the Duchess of York, talks to pupils as she leaves Oliver Goldsmith School in South London. Ferguson visited yesterday to highlight a literacy program for children at inner-city primary schools.</w:t>
       </w:r>
     </w:p>
     <w:sectPr>
